--- a/02.FINAL_SPACE/FINAL_SUBMISSION/25410232_TranNgocHuy_25410198_TranVietHai_25410203_DangVanHau_25410233_TranNguyenGiaHuy_25410194_NguyenThanhDuy_25410246_HuynhDaiLong_25410230_NguyenThanhHuy_Nhom8_BaoCao.docx
+++ b/02.FINAL_SPACE/FINAL_SUBMISSION/25410232_TranNgocHuy_25410198_TranVietHai_25410203_DangVanHau_25410233_TranNguyenGiaHuy_25410194_NguyenThanhDuy_25410246_HuynhDaiLong_25410230_NguyenThanhHuy_Nhom8_BaoCao.docx
@@ -285,7 +285,7 @@
           <w:sz w:val="28"/>
           <w:szCs w:val="28"/>
         </w:rPr>
-        <w:t xml:space="preserve">Danh sách nhóm: Toàn bộ sinh viên trong danh sách nhóm</w:t>
+        <w:t xml:space="preserve">Nhóm 8</w:t>
       </w:r>
     </w:p>
     <w:p>
@@ -416,6 +416,7 @@
           <w:tr>
             <w:trPr>
               <w:jc w:val="center"/>
+              <w:cantSplit/>
             </w:trPr>
             <w:tc>
               <w:tcPr>
@@ -493,6 +494,7 @@
           <w:tr>
             <w:trPr>
               <w:jc w:val="center"/>
+              <w:cantSplit/>
             </w:trPr>
             <w:tc>
               <w:tcPr>
@@ -562,6 +564,7 @@
           <w:tr>
             <w:trPr>
               <w:jc w:val="center"/>
+              <w:cantSplit/>
             </w:trPr>
             <w:tc>
               <w:tcPr>
@@ -631,6 +634,7 @@
           <w:tr>
             <w:trPr>
               <w:jc w:val="center"/>
+              <w:cantSplit/>
             </w:trPr>
             <w:tc>
               <w:tcPr>
@@ -700,6 +704,7 @@
           <w:tr>
             <w:trPr>
               <w:jc w:val="center"/>
+              <w:cantSplit/>
             </w:trPr>
             <w:tc>
               <w:tcPr>
@@ -769,6 +774,7 @@
           <w:tr>
             <w:trPr>
               <w:jc w:val="center"/>
+              <w:cantSplit/>
             </w:trPr>
             <w:tc>
               <w:tcPr>
@@ -838,6 +844,7 @@
           <w:tr>
             <w:trPr>
               <w:jc w:val="center"/>
+              <w:cantSplit/>
             </w:trPr>
             <w:tc>
               <w:tcPr>
@@ -907,6 +914,7 @@
           <w:tr>
             <w:trPr>
               <w:jc w:val="center"/>
+              <w:cantSplit/>
             </w:trPr>
             <w:tc>
               <w:tcPr>
@@ -2951,7 +2959,7 @@
           <w:sz w:val="24"/>
           <w:szCs w:val="24"/>
         </w:rPr>
-        <w:t xml:space="preserve">Hình 1. 1 Sơ đồ hệ sinh thái dịch vụ logistics Viettel Post</w:t>
+        <w:t xml:space="preserve">Hình 1.1 Sơ đồ hệ sinh thái dịch vụ logistics Viettel Post</w:t>
       </w:r>
     </w:p>
     <w:p>
@@ -3262,7 +3270,7 @@
           <w:sz w:val="24"/>
           <w:szCs w:val="24"/>
         </w:rPr>
-        <w:t xml:space="preserve">Hình 1. 2 Sơ đồ cơ cấu tổ chức</w:t>
+        <w:t xml:space="preserve">Hình 1.2 Sơ đồ cơ cấu tổ chức</w:t>
       </w:r>
     </w:p>
     <w:p>
@@ -3676,7 +3684,7 @@
           <w:sz w:val="24"/>
           <w:szCs w:val="24"/>
         </w:rPr>
-        <w:t xml:space="preserve">Hình 2. 1 Sơ đồ kiến trúc quy trình nghiệp vụ Viettel Post</w:t>
+        <w:t xml:space="preserve">Hình 2.1 Sơ đồ kiến trúc quy trình nghiệp vụ Viettel Post</w:t>
       </w:r>
     </w:p>
     <w:p>
@@ -5010,7 +5018,7 @@
           <w:sz w:val="24"/>
           <w:szCs w:val="24"/>
         </w:rPr>
-        <w:t xml:space="preserve">Bảng 3. 1 Danh mục tài liệu và minh chứng quy trình</w:t>
+        <w:t xml:space="preserve">Bảng 3.1 Danh mục tài liệu và minh chứng quy trình</w:t>
       </w:r>
     </w:p>
     <w:tbl>
@@ -5042,6 +5050,7 @@
         <w:trPr>
           <w:jc w:val="center"/>
           <w:tblHeader/>
+          <w:cantSplit/>
         </w:trPr>
         <w:tc>
           <w:tcPr>
@@ -5219,6 +5228,9 @@
         </w:tc>
       </w:tr>
       <w:tr>
+        <w:trPr>
+          <w:cantSplit/>
+        </w:trPr>
         <w:tc>
           <w:tcPr>
             <w:tcW w:w="500" w:type="dxa"/>
@@ -5383,6 +5395,9 @@
         </w:tc>
       </w:tr>
       <w:tr>
+        <w:trPr>
+          <w:cantSplit/>
+        </w:trPr>
         <w:tc>
           <w:tcPr>
             <w:tcW w:w="500" w:type="dxa"/>
@@ -5547,6 +5562,9 @@
         </w:tc>
       </w:tr>
       <w:tr>
+        <w:trPr>
+          <w:cantSplit/>
+        </w:trPr>
         <w:tc>
           <w:tcPr>
             <w:tcW w:w="500" w:type="dxa"/>
@@ -5711,6 +5729,9 @@
         </w:tc>
       </w:tr>
       <w:tr>
+        <w:trPr>
+          <w:cantSplit/>
+        </w:trPr>
         <w:tc>
           <w:tcPr>
             <w:tcW w:w="500" w:type="dxa"/>
@@ -5875,6 +5896,9 @@
         </w:tc>
       </w:tr>
       <w:tr>
+        <w:trPr>
+          <w:cantSplit/>
+        </w:trPr>
         <w:tc>
           <w:tcPr>
             <w:tcW w:w="500" w:type="dxa"/>
@@ -6039,6 +6063,9 @@
         </w:tc>
       </w:tr>
       <w:tr>
+        <w:trPr>
+          <w:cantSplit/>
+        </w:trPr>
         <w:tc>
           <w:tcPr>
             <w:tcW w:w="500" w:type="dxa"/>
@@ -6203,6 +6230,9 @@
         </w:tc>
       </w:tr>
       <w:tr>
+        <w:trPr>
+          <w:cantSplit/>
+        </w:trPr>
         <w:tc>
           <w:tcPr>
             <w:tcW w:w="500" w:type="dxa"/>
@@ -6367,6 +6397,9 @@
         </w:tc>
       </w:tr>
       <w:tr>
+        <w:trPr>
+          <w:cantSplit/>
+        </w:trPr>
         <w:tc>
           <w:tcPr>
             <w:tcW w:w="500" w:type="dxa"/>
@@ -6577,7 +6610,7 @@
           <w:sz w:val="26"/>
           <w:szCs w:val="26"/>
         </w:rPr>
-        <w:t xml:space="preserve">Sơ đồ tổ chức của Viettel Post — căn cứ để xác định các actor và đối tượng phỏng vấn trong Mục 3.2 — đã được trình bày tại Hình 1. 2 (Mục 1.2.1, Chương 1). Sơ đồ thể hiện ba khối vận hành chính (khối tham mưu, khối kinh doanh, khối triển khai) cùng mối quan hệ chỉ đạo và phối hợp giữa các phòng ban, làm cơ sở đối chiếu actor trong mô tả quy trình với pool/lane trên sơ đồ BPMN.</w:t>
+        <w:t xml:space="preserve">Sơ đồ tổ chức của Viettel Post — căn cứ để xác định các actor và đối tượng phỏng vấn trong Mục 3.2 — đã được trình bày tại Hình 1.2 (Mục 1.2.1, Chương 1). Sơ đồ thể hiện ba khối vận hành chính (khối tham mưu, khối kinh doanh, khối triển khai) cùng mối quan hệ chỉ đạo và phối hợp giữa các phòng ban, làm cơ sở đối chiếu actor trong mô tả quy trình với pool/lane trên sơ đồ BPMN.</w:t>
       </w:r>
     </w:p>
     <w:p>
@@ -6675,7 +6708,7 @@
           <w:sz w:val="24"/>
           <w:szCs w:val="24"/>
         </w:rPr>
-        <w:t xml:space="preserve">Hình 3. 1 Kế hoạch làm việc theo ca và theo giai đoạn tích lũy</w:t>
+        <w:t xml:space="preserve">Hình 3.1 Kế hoạch làm việc theo ca và theo giai đoạn tích lũy</w:t>
       </w:r>
     </w:p>
     <w:p>
@@ -6742,7 +6775,7 @@
           <w:sz w:val="24"/>
           <w:szCs w:val="24"/>
         </w:rPr>
-        <w:t xml:space="preserve">Bảng 3. 2 Thuật ngữ và định nghĩa</w:t>
+        <w:t xml:space="preserve">Bảng 3.2 Thuật ngữ và định nghĩa</w:t>
       </w:r>
     </w:p>
     <w:tbl>
@@ -6771,6 +6804,7 @@
         <w:trPr>
           <w:jc w:val="center"/>
           <w:tblHeader/>
+          <w:cantSplit/>
         </w:trPr>
         <w:tc>
           <w:tcPr>
@@ -6861,6 +6895,9 @@
         </w:tc>
       </w:tr>
       <w:tr>
+        <w:trPr>
+          <w:cantSplit/>
+        </w:trPr>
         <w:tc>
           <w:tcPr>
             <w:tcW w:w="2000" w:type="dxa"/>
@@ -6944,6 +6981,9 @@
         </w:tc>
       </w:tr>
       <w:tr>
+        <w:trPr>
+          <w:cantSplit/>
+        </w:trPr>
         <w:tc>
           <w:tcPr>
             <w:tcW w:w="2000" w:type="dxa"/>
@@ -7027,6 +7067,9 @@
         </w:tc>
       </w:tr>
       <w:tr>
+        <w:trPr>
+          <w:cantSplit/>
+        </w:trPr>
         <w:tc>
           <w:tcPr>
             <w:tcW w:w="2000" w:type="dxa"/>
@@ -7110,6 +7153,9 @@
         </w:tc>
       </w:tr>
       <w:tr>
+        <w:trPr>
+          <w:cantSplit/>
+        </w:trPr>
         <w:tc>
           <w:tcPr>
             <w:tcW w:w="2000" w:type="dxa"/>
@@ -7193,6 +7239,9 @@
         </w:tc>
       </w:tr>
       <w:tr>
+        <w:trPr>
+          <w:cantSplit/>
+        </w:trPr>
         <w:tc>
           <w:tcPr>
             <w:tcW w:w="2000" w:type="dxa"/>
@@ -7276,6 +7325,9 @@
         </w:tc>
       </w:tr>
       <w:tr>
+        <w:trPr>
+          <w:cantSplit/>
+        </w:trPr>
         <w:tc>
           <w:tcPr>
             <w:tcW w:w="2000" w:type="dxa"/>
@@ -7359,6 +7411,9 @@
         </w:tc>
       </w:tr>
       <w:tr>
+        <w:trPr>
+          <w:cantSplit/>
+        </w:trPr>
         <w:tc>
           <w:tcPr>
             <w:tcW w:w="2000" w:type="dxa"/>
@@ -7442,6 +7497,9 @@
         </w:tc>
       </w:tr>
       <w:tr>
+        <w:trPr>
+          <w:cantSplit/>
+        </w:trPr>
         <w:tc>
           <w:tcPr>
             <w:tcW w:w="2000" w:type="dxa"/>
@@ -7525,6 +7583,9 @@
         </w:tc>
       </w:tr>
       <w:tr>
+        <w:trPr>
+          <w:cantSplit/>
+        </w:trPr>
         <w:tc>
           <w:tcPr>
             <w:tcW w:w="2000" w:type="dxa"/>
@@ -7608,6 +7669,9 @@
         </w:tc>
       </w:tr>
       <w:tr>
+        <w:trPr>
+          <w:cantSplit/>
+        </w:trPr>
         <w:tc>
           <w:tcPr>
             <w:tcW w:w="2000" w:type="dxa"/>
@@ -7691,6 +7755,9 @@
         </w:tc>
       </w:tr>
       <w:tr>
+        <w:trPr>
+          <w:cantSplit/>
+        </w:trPr>
         <w:tc>
           <w:tcPr>
             <w:tcW w:w="2000" w:type="dxa"/>
@@ -7774,6 +7841,9 @@
         </w:tc>
       </w:tr>
       <w:tr>
+        <w:trPr>
+          <w:cantSplit/>
+        </w:trPr>
         <w:tc>
           <w:tcPr>
             <w:tcW w:w="2000" w:type="dxa"/>
@@ -7857,6 +7927,9 @@
         </w:tc>
       </w:tr>
       <w:tr>
+        <w:trPr>
+          <w:cantSplit/>
+        </w:trPr>
         <w:tc>
           <w:tcPr>
             <w:tcW w:w="2000" w:type="dxa"/>
@@ -7940,6 +8013,9 @@
         </w:tc>
       </w:tr>
       <w:tr>
+        <w:trPr>
+          <w:cantSplit/>
+        </w:trPr>
         <w:tc>
           <w:tcPr>
             <w:tcW w:w="2000" w:type="dxa"/>
@@ -8023,6 +8099,9 @@
         </w:tc>
       </w:tr>
       <w:tr>
+        <w:trPr>
+          <w:cantSplit/>
+        </w:trPr>
         <w:tc>
           <w:tcPr>
             <w:tcW w:w="2000" w:type="dxa"/>
@@ -8106,6 +8185,9 @@
         </w:tc>
       </w:tr>
       <w:tr>
+        <w:trPr>
+          <w:cantSplit/>
+        </w:trPr>
         <w:tc>
           <w:tcPr>
             <w:tcW w:w="2000" w:type="dxa"/>
@@ -8189,6 +8271,9 @@
         </w:tc>
       </w:tr>
       <w:tr>
+        <w:trPr>
+          <w:cantSplit/>
+        </w:trPr>
         <w:tc>
           <w:tcPr>
             <w:tcW w:w="2000" w:type="dxa"/>
@@ -8272,6 +8357,9 @@
         </w:tc>
       </w:tr>
       <w:tr>
+        <w:trPr>
+          <w:cantSplit/>
+        </w:trPr>
         <w:tc>
           <w:tcPr>
             <w:tcW w:w="2000" w:type="dxa"/>
@@ -8355,6 +8443,9 @@
         </w:tc>
       </w:tr>
       <w:tr>
+        <w:trPr>
+          <w:cantSplit/>
+        </w:trPr>
         <w:tc>
           <w:tcPr>
             <w:tcW w:w="2000" w:type="dxa"/>
@@ -8438,6 +8529,9 @@
         </w:tc>
       </w:tr>
       <w:tr>
+        <w:trPr>
+          <w:cantSplit/>
+        </w:trPr>
         <w:tc>
           <w:tcPr>
             <w:tcW w:w="2000" w:type="dxa"/>
@@ -8521,6 +8615,9 @@
         </w:tc>
       </w:tr>
       <w:tr>
+        <w:trPr>
+          <w:cantSplit/>
+        </w:trPr>
         <w:tc>
           <w:tcPr>
             <w:tcW w:w="2000" w:type="dxa"/>
@@ -8604,6 +8701,9 @@
         </w:tc>
       </w:tr>
       <w:tr>
+        <w:trPr>
+          <w:cantSplit/>
+        </w:trPr>
         <w:tc>
           <w:tcPr>
             <w:tcW w:w="2000" w:type="dxa"/>
@@ -8687,6 +8787,9 @@
         </w:tc>
       </w:tr>
       <w:tr>
+        <w:trPr>
+          <w:cantSplit/>
+        </w:trPr>
         <w:tc>
           <w:tcPr>
             <w:tcW w:w="2000" w:type="dxa"/>
@@ -8770,6 +8873,9 @@
         </w:tc>
       </w:tr>
       <w:tr>
+        <w:trPr>
+          <w:cantSplit/>
+        </w:trPr>
         <w:tc>
           <w:tcPr>
             <w:tcW w:w="2000" w:type="dxa"/>
@@ -8950,7 +9056,7 @@
           <w:sz w:val="24"/>
           <w:szCs w:val="24"/>
         </w:rPr>
-        <w:t xml:space="preserve">Bảng 3. 3 Đối chiếu actor, BPMN và đối tượng phỏng vấn</w:t>
+        <w:t xml:space="preserve">Bảng 3.3 Đối chiếu actor, BPMN và đối tượng phỏng vấn</w:t>
       </w:r>
     </w:p>
     <w:tbl>
@@ -8981,6 +9087,7 @@
         <w:trPr>
           <w:jc w:val="center"/>
           <w:tblHeader/>
+          <w:cantSplit/>
         </w:trPr>
         <w:tc>
           <w:tcPr>
@@ -9129,6 +9236,9 @@
         </w:tc>
       </w:tr>
       <w:tr>
+        <w:trPr>
+          <w:cantSplit/>
+        </w:trPr>
         <w:tc>
           <w:tcPr>
             <w:tcW w:w="1700" w:type="dxa"/>
@@ -9266,6 +9376,9 @@
         </w:tc>
       </w:tr>
       <w:tr>
+        <w:trPr>
+          <w:cantSplit/>
+        </w:trPr>
         <w:tc>
           <w:tcPr>
             <w:tcW w:w="1700" w:type="dxa"/>
@@ -9403,6 +9516,9 @@
         </w:tc>
       </w:tr>
       <w:tr>
+        <w:trPr>
+          <w:cantSplit/>
+        </w:trPr>
         <w:tc>
           <w:tcPr>
             <w:tcW w:w="1700" w:type="dxa"/>
@@ -9540,6 +9656,9 @@
         </w:tc>
       </w:tr>
       <w:tr>
+        <w:trPr>
+          <w:cantSplit/>
+        </w:trPr>
         <w:tc>
           <w:tcPr>
             <w:tcW w:w="1700" w:type="dxa"/>
@@ -9677,6 +9796,9 @@
         </w:tc>
       </w:tr>
       <w:tr>
+        <w:trPr>
+          <w:cantSplit/>
+        </w:trPr>
         <w:tc>
           <w:tcPr>
             <w:tcW w:w="1700" w:type="dxa"/>
@@ -9827,7 +9949,7 @@
           <w:sz w:val="22"/>
           <w:szCs w:val="22"/>
         </w:rPr>
-        <w:t xml:space="preserve">Nguồn: Nhóm đối chiếu từ sơ đồ tổ chức (Hình 1. 2) và kiến trúc quy trình (Chương 2).</w:t>
+        <w:t xml:space="preserve">Nguồn: Nhóm đối chiếu từ sơ đồ tổ chức (Hình 1.2) và kiến trúc quy trình (Chương 2).</w:t>
       </w:r>
     </w:p>
     <w:p>
@@ -9878,7 +10000,7 @@
           <w:sz w:val="24"/>
           <w:szCs w:val="24"/>
         </w:rPr>
-        <w:t xml:space="preserve">Bảng 3. 4 Danh sách câu hỏi định tính</w:t>
+        <w:t xml:space="preserve">Bảng 3.4 Danh sách câu hỏi định tính</w:t>
       </w:r>
     </w:p>
     <w:tbl>
@@ -9909,6 +10031,7 @@
         <w:trPr>
           <w:jc w:val="center"/>
           <w:tblHeader/>
+          <w:cantSplit/>
         </w:trPr>
         <w:tc>
           <w:tcPr>
@@ -10057,6 +10180,9 @@
         </w:tc>
       </w:tr>
       <w:tr>
+        <w:trPr>
+          <w:cantSplit/>
+        </w:trPr>
         <w:tc>
           <w:tcPr>
             <w:tcW w:w="500" w:type="dxa"/>
@@ -10194,6 +10320,9 @@
         </w:tc>
       </w:tr>
       <w:tr>
+        <w:trPr>
+          <w:cantSplit/>
+        </w:trPr>
         <w:tc>
           <w:tcPr>
             <w:tcW w:w="500" w:type="dxa"/>
@@ -10331,6 +10460,9 @@
         </w:tc>
       </w:tr>
       <w:tr>
+        <w:trPr>
+          <w:cantSplit/>
+        </w:trPr>
         <w:tc>
           <w:tcPr>
             <w:tcW w:w="500" w:type="dxa"/>
@@ -10468,6 +10600,9 @@
         </w:tc>
       </w:tr>
       <w:tr>
+        <w:trPr>
+          <w:cantSplit/>
+        </w:trPr>
         <w:tc>
           <w:tcPr>
             <w:tcW w:w="500" w:type="dxa"/>
@@ -10605,6 +10740,9 @@
         </w:tc>
       </w:tr>
       <w:tr>
+        <w:trPr>
+          <w:cantSplit/>
+        </w:trPr>
         <w:tc>
           <w:tcPr>
             <w:tcW w:w="500" w:type="dxa"/>
@@ -10742,6 +10880,9 @@
         </w:tc>
       </w:tr>
       <w:tr>
+        <w:trPr>
+          <w:cantSplit/>
+        </w:trPr>
         <w:tc>
           <w:tcPr>
             <w:tcW w:w="500" w:type="dxa"/>
@@ -10879,6 +11020,9 @@
         </w:tc>
       </w:tr>
       <w:tr>
+        <w:trPr>
+          <w:cantSplit/>
+        </w:trPr>
         <w:tc>
           <w:tcPr>
             <w:tcW w:w="500" w:type="dxa"/>
@@ -11016,6 +11160,9 @@
         </w:tc>
       </w:tr>
       <w:tr>
+        <w:trPr>
+          <w:cantSplit/>
+        </w:trPr>
         <w:tc>
           <w:tcPr>
             <w:tcW w:w="500" w:type="dxa"/>
@@ -11153,6 +11300,9 @@
         </w:tc>
       </w:tr>
       <w:tr>
+        <w:trPr>
+          <w:cantSplit/>
+        </w:trPr>
         <w:tc>
           <w:tcPr>
             <w:tcW w:w="500" w:type="dxa"/>
@@ -11290,6 +11440,9 @@
         </w:tc>
       </w:tr>
       <w:tr>
+        <w:trPr>
+          <w:cantSplit/>
+        </w:trPr>
         <w:tc>
           <w:tcPr>
             <w:tcW w:w="500" w:type="dxa"/>
@@ -11458,7 +11611,7 @@
           <w:sz w:val="24"/>
           <w:szCs w:val="24"/>
         </w:rPr>
-        <w:t xml:space="preserve">Bảng 3. 5 Ghi nhận câu trả lời cho câu hỏi định tính có cấu trúc</w:t>
+        <w:t xml:space="preserve">Bảng 3.5 Ghi nhận câu trả lời cho câu hỏi định tính có cấu trúc</w:t>
       </w:r>
     </w:p>
     <w:tbl>
@@ -11492,6 +11645,7 @@
         <w:trPr>
           <w:jc w:val="center"/>
           <w:tblHeader/>
+          <w:cantSplit/>
         </w:trPr>
         <w:tc>
           <w:tcPr>
@@ -11727,6 +11881,9 @@
         </w:tc>
       </w:tr>
       <w:tr>
+        <w:trPr>
+          <w:cantSplit/>
+        </w:trPr>
         <w:tc>
           <w:tcPr>
             <w:tcW w:w="700" w:type="dxa"/>
@@ -11945,6 +12102,9 @@
         </w:tc>
       </w:tr>
       <w:tr>
+        <w:trPr>
+          <w:cantSplit/>
+        </w:trPr>
         <w:tc>
           <w:tcPr>
             <w:tcW w:w="700" w:type="dxa"/>
@@ -12163,6 +12323,9 @@
         </w:tc>
       </w:tr>
       <w:tr>
+        <w:trPr>
+          <w:cantSplit/>
+        </w:trPr>
         <w:tc>
           <w:tcPr>
             <w:tcW w:w="700" w:type="dxa"/>
@@ -12381,6 +12544,9 @@
         </w:tc>
       </w:tr>
       <w:tr>
+        <w:trPr>
+          <w:cantSplit/>
+        </w:trPr>
         <w:tc>
           <w:tcPr>
             <w:tcW w:w="700" w:type="dxa"/>
@@ -12599,6 +12765,9 @@
         </w:tc>
       </w:tr>
       <w:tr>
+        <w:trPr>
+          <w:cantSplit/>
+        </w:trPr>
         <w:tc>
           <w:tcPr>
             <w:tcW w:w="700" w:type="dxa"/>
@@ -12830,7 +12999,7 @@
           <w:sz w:val="22"/>
           <w:szCs w:val="22"/>
         </w:rPr>
-        <w:t xml:space="preserve">Ghi chú: Các cột “Câu trả lời thực tế”, “Giả thuyết”, “Nghi ngờ / chưa kiểm chứng” và “Minh chứng xác nhận” sẽ được nhóm hoàn thiện sau khi tiến hành phỏng vấn thực tế theo bộ câu hỏi tại Bảng 3. 4.</w:t>
+        <w:t xml:space="preserve">Ghi chú: Các cột “Câu trả lời thực tế”, “Giả thuyết”, “Nghi ngờ / chưa kiểm chứng” và “Minh chứng xác nhận” sẽ được nhóm hoàn thiện sau khi tiến hành phỏng vấn thực tế theo bộ câu hỏi tại Bảng 3.4.</w:t>
       </w:r>
     </w:p>
     <w:p>
@@ -12848,7 +13017,7 @@
           <w:sz w:val="24"/>
           <w:szCs w:val="24"/>
         </w:rPr>
-        <w:t xml:space="preserve">Bảng 3. 6 Danh sách câu hỏi định tính không có cấu trúc</w:t>
+        <w:t xml:space="preserve">Bảng 3.6 Danh sách câu hỏi định tính không có cấu trúc</w:t>
       </w:r>
     </w:p>
     <w:tbl>
@@ -12879,6 +13048,7 @@
         <w:trPr>
           <w:jc w:val="center"/>
           <w:tblHeader/>
+          <w:cantSplit/>
         </w:trPr>
         <w:tc>
           <w:tcPr>
@@ -13027,6 +13197,9 @@
         </w:tc>
       </w:tr>
       <w:tr>
+        <w:trPr>
+          <w:cantSplit/>
+        </w:trPr>
         <w:tc>
           <w:tcPr>
             <w:tcW w:w="700" w:type="dxa"/>
@@ -13164,6 +13337,9 @@
         </w:tc>
       </w:tr>
       <w:tr>
+        <w:trPr>
+          <w:cantSplit/>
+        </w:trPr>
         <w:tc>
           <w:tcPr>
             <w:tcW w:w="700" w:type="dxa"/>
@@ -13301,6 +13477,9 @@
         </w:tc>
       </w:tr>
       <w:tr>
+        <w:trPr>
+          <w:cantSplit/>
+        </w:trPr>
         <w:tc>
           <w:tcPr>
             <w:tcW w:w="700" w:type="dxa"/>
@@ -13438,6 +13617,9 @@
         </w:tc>
       </w:tr>
       <w:tr>
+        <w:trPr>
+          <w:cantSplit/>
+        </w:trPr>
         <w:tc>
           <w:tcPr>
             <w:tcW w:w="700" w:type="dxa"/>
@@ -13575,6 +13757,9 @@
         </w:tc>
       </w:tr>
       <w:tr>
+        <w:trPr>
+          <w:cantSplit/>
+        </w:trPr>
         <w:tc>
           <w:tcPr>
             <w:tcW w:w="700" w:type="dxa"/>
@@ -13776,7 +13961,7 @@
           <w:sz w:val="24"/>
           <w:szCs w:val="24"/>
         </w:rPr>
-        <w:t xml:space="preserve">Bảng 3. 7 Danh sách câu hỏi định lượng</w:t>
+        <w:t xml:space="preserve">Bảng 3.7 Danh sách câu hỏi định lượng</w:t>
       </w:r>
     </w:p>
     <w:tbl>
@@ -13807,6 +13992,7 @@
         <w:trPr>
           <w:jc w:val="center"/>
           <w:tblHeader/>
+          <w:cantSplit/>
         </w:trPr>
         <w:tc>
           <w:tcPr>
@@ -13955,6 +14141,9 @@
         </w:tc>
       </w:tr>
       <w:tr>
+        <w:trPr>
+          <w:cantSplit/>
+        </w:trPr>
         <w:tc>
           <w:tcPr>
             <w:tcW w:w="500" w:type="dxa"/>
@@ -14092,6 +14281,9 @@
         </w:tc>
       </w:tr>
       <w:tr>
+        <w:trPr>
+          <w:cantSplit/>
+        </w:trPr>
         <w:tc>
           <w:tcPr>
             <w:tcW w:w="500" w:type="dxa"/>
@@ -14229,6 +14421,9 @@
         </w:tc>
       </w:tr>
       <w:tr>
+        <w:trPr>
+          <w:cantSplit/>
+        </w:trPr>
         <w:tc>
           <w:tcPr>
             <w:tcW w:w="500" w:type="dxa"/>
@@ -14366,6 +14561,9 @@
         </w:tc>
       </w:tr>
       <w:tr>
+        <w:trPr>
+          <w:cantSplit/>
+        </w:trPr>
         <w:tc>
           <w:tcPr>
             <w:tcW w:w="500" w:type="dxa"/>
@@ -14503,6 +14701,9 @@
         </w:tc>
       </w:tr>
       <w:tr>
+        <w:trPr>
+          <w:cantSplit/>
+        </w:trPr>
         <w:tc>
           <w:tcPr>
             <w:tcW w:w="500" w:type="dxa"/>
@@ -14640,6 +14841,9 @@
         </w:tc>
       </w:tr>
       <w:tr>
+        <w:trPr>
+          <w:cantSplit/>
+        </w:trPr>
         <w:tc>
           <w:tcPr>
             <w:tcW w:w="500" w:type="dxa"/>
@@ -14777,6 +14981,9 @@
         </w:tc>
       </w:tr>
       <w:tr>
+        <w:trPr>
+          <w:cantSplit/>
+        </w:trPr>
         <w:tc>
           <w:tcPr>
             <w:tcW w:w="500" w:type="dxa"/>
@@ -14914,6 +15121,9 @@
         </w:tc>
       </w:tr>
       <w:tr>
+        <w:trPr>
+          <w:cantSplit/>
+        </w:trPr>
         <w:tc>
           <w:tcPr>
             <w:tcW w:w="500" w:type="dxa"/>
@@ -15051,6 +15261,9 @@
         </w:tc>
       </w:tr>
       <w:tr>
+        <w:trPr>
+          <w:cantSplit/>
+        </w:trPr>
         <w:tc>
           <w:tcPr>
             <w:tcW w:w="500" w:type="dxa"/>
@@ -15188,6 +15401,9 @@
         </w:tc>
       </w:tr>
       <w:tr>
+        <w:trPr>
+          <w:cantSplit/>
+        </w:trPr>
         <w:tc>
           <w:tcPr>
             <w:tcW w:w="500" w:type="dxa"/>
@@ -15356,7 +15572,7 @@
           <w:sz w:val="24"/>
           <w:szCs w:val="24"/>
         </w:rPr>
-        <w:t xml:space="preserve">Bảng 3. 8 Ghi nhận câu trả lời cho câu hỏi định lượng có cấu trúc</w:t>
+        <w:t xml:space="preserve">Bảng 3.8 Ghi nhận câu trả lời cho câu hỏi định lượng có cấu trúc</w:t>
       </w:r>
     </w:p>
     <w:tbl>
@@ -15390,6 +15606,7 @@
         <w:trPr>
           <w:jc w:val="center"/>
           <w:tblHeader/>
+          <w:cantSplit/>
         </w:trPr>
         <w:tc>
           <w:tcPr>
@@ -15625,6 +15842,9 @@
         </w:tc>
       </w:tr>
       <w:tr>
+        <w:trPr>
+          <w:cantSplit/>
+        </w:trPr>
         <w:tc>
           <w:tcPr>
             <w:tcW w:w="700" w:type="dxa"/>
@@ -15843,6 +16063,9 @@
         </w:tc>
       </w:tr>
       <w:tr>
+        <w:trPr>
+          <w:cantSplit/>
+        </w:trPr>
         <w:tc>
           <w:tcPr>
             <w:tcW w:w="700" w:type="dxa"/>
@@ -16061,6 +16284,9 @@
         </w:tc>
       </w:tr>
       <w:tr>
+        <w:trPr>
+          <w:cantSplit/>
+        </w:trPr>
         <w:tc>
           <w:tcPr>
             <w:tcW w:w="700" w:type="dxa"/>
@@ -16279,6 +16505,9 @@
         </w:tc>
       </w:tr>
       <w:tr>
+        <w:trPr>
+          <w:cantSplit/>
+        </w:trPr>
         <w:tc>
           <w:tcPr>
             <w:tcW w:w="700" w:type="dxa"/>
@@ -16497,6 +16726,9 @@
         </w:tc>
       </w:tr>
       <w:tr>
+        <w:trPr>
+          <w:cantSplit/>
+        </w:trPr>
         <w:tc>
           <w:tcPr>
             <w:tcW w:w="700" w:type="dxa"/>
@@ -16728,7 +16960,7 @@
           <w:sz w:val="22"/>
           <w:szCs w:val="22"/>
         </w:rPr>
-        <w:t xml:space="preserve">Ghi chú: Các cột “Câu trả lời thực tế”, “Giả thuyết”, “Nghi ngờ / chưa kiểm chứng” và “Minh chứng xác nhận” sẽ được nhóm hoàn thiện sau khi tiến hành khảo sát định lượng thực tế theo bộ câu hỏi tại Bảng 3. 7.</w:t>
+        <w:t xml:space="preserve">Ghi chú: Các cột “Câu trả lời thực tế”, “Giả thuyết”, “Nghi ngờ / chưa kiểm chứng” và “Minh chứng xác nhận” sẽ được nhóm hoàn thiện sau khi tiến hành khảo sát định lượng thực tế theo bộ câu hỏi tại Bảng 3.7.</w:t>
       </w:r>
     </w:p>
     <w:p>
@@ -16746,7 +16978,7 @@
           <w:sz w:val="24"/>
           <w:szCs w:val="24"/>
         </w:rPr>
-        <w:t xml:space="preserve">Bảng 3. 9 Danh sách câu hỏi định lượng không có cấu trúc</w:t>
+        <w:t xml:space="preserve">Bảng 3.9 Danh sách câu hỏi định lượng không có cấu trúc</w:t>
       </w:r>
     </w:p>
     <w:tbl>
@@ -16777,6 +17009,7 @@
         <w:trPr>
           <w:jc w:val="center"/>
           <w:tblHeader/>
+          <w:cantSplit/>
         </w:trPr>
         <w:tc>
           <w:tcPr>
@@ -16925,6 +17158,9 @@
         </w:tc>
       </w:tr>
       <w:tr>
+        <w:trPr>
+          <w:cantSplit/>
+        </w:trPr>
         <w:tc>
           <w:tcPr>
             <w:tcW w:w="700" w:type="dxa"/>
@@ -17062,6 +17298,9 @@
         </w:tc>
       </w:tr>
       <w:tr>
+        <w:trPr>
+          <w:cantSplit/>
+        </w:trPr>
         <w:tc>
           <w:tcPr>
             <w:tcW w:w="700" w:type="dxa"/>
@@ -17199,6 +17438,9 @@
         </w:tc>
       </w:tr>
       <w:tr>
+        <w:trPr>
+          <w:cantSplit/>
+        </w:trPr>
         <w:tc>
           <w:tcPr>
             <w:tcW w:w="700" w:type="dxa"/>
@@ -17336,6 +17578,9 @@
         </w:tc>
       </w:tr>
       <w:tr>
+        <w:trPr>
+          <w:cantSplit/>
+        </w:trPr>
         <w:tc>
           <w:tcPr>
             <w:tcW w:w="700" w:type="dxa"/>
@@ -17473,6 +17718,9 @@
         </w:tc>
       </w:tr>
       <w:tr>
+        <w:trPr>
+          <w:cantSplit/>
+        </w:trPr>
         <w:tc>
           <w:tcPr>
             <w:tcW w:w="700" w:type="dxa"/>

--- a/02.FINAL_SPACE/FINAL_SUBMISSION/25410232_TranNgocHuy_25410198_TranVietHai_25410203_DangVanHau_25410233_TranNguyenGiaHuy_25410194_NguyenThanhDuy_25410246_HuynhDaiLong_25410230_NguyenThanhHuy_Nhom8_BaoCao.docx
+++ b/02.FINAL_SPACE/FINAL_SUBMISSION/25410232_TranNgocHuy_25410198_TranVietHai_25410203_DangVanHau_25410233_TranNguyenGiaHuy_25410194_NguyenThanhDuy_25410246_HuynhDaiLong_25410230_NguyenThanhHuy_Nhom8_BaoCao.docx
@@ -2384,7 +2384,7 @@
                 <w:rFonts w:ascii="Times New Roman" w:eastAsia="Times New Roman" w:hAnsi="Times New Roman" w:cs="Times New Roman"/>
                 <w:color w:val="000000"/>
               </w:rPr>
-              <w:t>15</w:t>
+              <w:t>19</w:t>
             </w:r>
             <w:r>
               <w:rPr>
@@ -2449,7 +2449,7 @@
                 <w:rFonts w:ascii="Times New Roman" w:eastAsia="Times New Roman" w:hAnsi="Times New Roman" w:cs="Times New Roman"/>
                 <w:color w:val="000000"/>
               </w:rPr>
-              <w:t>15</w:t>
+              <w:t>19</w:t>
             </w:r>
             <w:r>
               <w:rPr>
@@ -2514,7 +2514,7 @@
                 <w:rFonts w:ascii="Times New Roman" w:eastAsia="Times New Roman" w:hAnsi="Times New Roman" w:cs="Times New Roman"/>
                 <w:color w:val="000000"/>
               </w:rPr>
-              <w:t>17</w:t>
+              <w:t>22</w:t>
             </w:r>
             <w:r>
               <w:rPr>
@@ -9005,7 +9005,686 @@
           <w:sz w:val="26"/>
           <w:szCs w:val="26"/>
         </w:rPr>
-        <w:t xml:space="preserve">Trên cơ sở rà soát dữ liệu, chứng từ và thông tin luân chuyển giữa các bước trong quy trình — như phiếu yêu cầu tạo đơn, thông báo lỗi đầu, khiếu nại/ticket CRM đối với nhóm tiếp nhận đơn và giao hàng; OTP, chữ ký, ảnh giao hàng và eBook đối với nhóm xác nhận giao hàng; hồ sơ đăng ký và hợp đồng nguyên tắc đối với nhóm quản lý đối tác — nhóm đề xuất chuẩn hóa hai biểu mẫu nghiệp vụ trọng tâm: Phiếu yêu cầu tạo đơn và Hồ sơ đăng ký hợp tác vận tải. Mục tiêu là giúp mô hình hóa BPMN đầy đủ và chính xác các luồng dữ liệu, chứng từ trao đổi giữa các tác nhân. Nội dung chi tiết của hai biểu mẫu được trình bày tại Phụ lục PL-09.</w:t>
+        <w:t xml:space="preserve">Trên cơ sở rà soát dữ liệu, chứng từ và thông tin luân chuyển giữa các bước trong quy trình — phiếu yêu cầu tạo đơn đối với nhóm tiếp nhận đơn hàng; OTP, chữ ký điện tử, ảnh giao hàng và eBook trạng thái đối với nhóm giao hàng và xác nhận; phiếu yêu cầu hoàn trả và biên bản đối chiếu nhập kho/HTMS đối với nhóm hoàn trả; khiếu nại/ticket CRM và biên bản xử lý đối với nhóm CSKH; vận đơn có phí COD và danh sách đối soát, xác nhận chuyển tiền đối với nhóm thu phí COD; hồ sơ đăng ký và hợp đồng nguyên tắc đối với nhóm đối tác vận tải; phiếu tuyển dụng, kết quả thi/test và hồ sơ đào tạo đối với nhóm tuyển dụng - đào tạo — nhóm đề xuất chuẩn hóa 07 biểu mẫu nghiệp vụ tương ứng, bao phủ toàn bộ các nhóm quy trình được mô tả tại Hình 2.1. Mục tiêu là giúp mô hình hóa BPMN đầy đủ và chính xác các luồng dữ liệu, chứng từ trao đổi giữa các tác nhân. Nội dung chi tiết của từng biểu mẫu được trình bày dưới đây.</w:t>
+      </w:r>
+    </w:p>
+    <w:p>
+      <w:pPr>
+        <w:spacing w:before="160" w:after="80" w:line="360" w:lineRule="auto"/>
+        <w:jc w:val="both"/>
+      </w:pPr>
+      <w:r>
+        <w:rPr>
+          <w:rFonts w:ascii="Times New Roman" w:eastAsia="Times New Roman" w:hAnsi="Times New Roman" w:cs="Times New Roman"/>
+          <w:i/>
+          <w:iCs/>
+          <w:sz w:val="26"/>
+          <w:szCs w:val="26"/>
+        </w:rPr>
+        <w:t xml:space="preserve">Biểu mẫu tương ứng với nhóm quy trình Tiếp nhận đơn hàng, dùng thu thập yêu cầu tạo đơn và phiếu bưu gửi ngay từ bước tiếp nhận:</w:t>
+      </w:r>
+    </w:p>
+    <w:p>
+      <w:pPr>
+        <w:spacing w:before="80" w:after="0" w:line="276" w:lineRule="auto"/>
+        <w:jc w:val="center"/>
+      </w:pPr>
+      <w:r>
+        <w:rPr>
+          <w:rFonts w:ascii="Times New Roman" w:eastAsia="Times New Roman" w:hAnsi="Times New Roman" w:cs="Times New Roman"/>
+          <w:noProof/>
+        </w:rPr>
+        <w:drawing>
+          <wp:inline distT="0" distB="0" distL="0" distR="0">
+            <wp:extent cx="3474720" cy="4343400"/>
+            <wp:effectExtent l="0" t="0" r="0" b="0"/>
+            <wp:docPr id="300" name="PhieuYeuCauTaoDon"/>
+            <wp:cNvGraphicFramePr/>
+            <a:graphic xmlns:a="http://schemas.openxmlformats.org/drawingml/2006/main">
+              <a:graphicData uri="http://schemas.openxmlformats.org/drawingml/2006/picture">
+                <pic:pic xmlns:pic="http://schemas.openxmlformats.org/drawingml/2006/picture">
+                  <pic:nvPicPr>
+                    <pic:cNvPr id="300" name="PhieuYeuCauTaoDon"/>
+                    <pic:cNvPicPr preferRelativeResize="0"/>
+                  </pic:nvPicPr>
+                  <pic:blipFill>
+                    <a:blip r:embed="rId33"/>
+                    <a:srcRect/>
+                    <a:stretch>
+                      <a:fillRect/>
+                    </a:stretch>
+                  </pic:blipFill>
+                  <pic:spPr>
+                    <a:xfrm>
+                      <a:off x="0" y="0"/>
+                      <a:ext cx="3474720" cy="4343400"/>
+                    </a:xfrm>
+                    <a:prstGeom prst="rect">
+                      <a:avLst/>
+                    </a:prstGeom>
+                    <a:ln/>
+                  </pic:spPr>
+                </pic:pic>
+              </a:graphicData>
+            </a:graphic>
+          </wp:inline>
+        </w:drawing>
+      </w:r>
+    </w:p>
+    <w:p>
+      <w:pPr>
+        <w:spacing w:before="80" w:after="60" w:line="276" w:lineRule="auto"/>
+        <w:jc w:val="center"/>
+      </w:pPr>
+      <w:r>
+        <w:rPr>
+          <w:rFonts w:ascii="Times New Roman" w:eastAsia="Times New Roman" w:hAnsi="Times New Roman" w:cs="Times New Roman"/>
+          <w:b/>
+          <w:bCs/>
+          <w:i/>
+          <w:iCs/>
+          <w:sz w:val="24"/>
+          <w:szCs w:val="24"/>
+        </w:rPr>
+        <w:t xml:space="preserve">Hình 3.2: Phiếu yêu cầu tạo đơn (BM-TNĐH-01)</w:t>
+      </w:r>
+    </w:p>
+    <w:p>
+      <w:pPr>
+        <w:spacing w:before="0" w:after="200" w:line="276" w:lineRule="auto"/>
+        <w:jc w:val="center"/>
+      </w:pPr>
+      <w:r>
+        <w:rPr>
+          <w:rFonts w:ascii="Times New Roman" w:eastAsia="Times New Roman" w:hAnsi="Times New Roman" w:cs="Times New Roman"/>
+          <w:i/>
+          <w:iCs/>
+          <w:sz w:val="22"/>
+          <w:szCs w:val="22"/>
+        </w:rPr>
+        <w:t xml:space="preserve">Nguồn: Nhóm đề xuất xây dựng, minh họa theo dữ liệu nghiệp vụ Viettel Post, 2026.</w:t>
+      </w:r>
+    </w:p>
+    <w:p>
+      <w:pPr>
+        <w:spacing w:before="160" w:after="80" w:line="360" w:lineRule="auto"/>
+        <w:jc w:val="both"/>
+      </w:pPr>
+      <w:r>
+        <w:rPr>
+          <w:rFonts w:ascii="Times New Roman" w:eastAsia="Times New Roman" w:hAnsi="Times New Roman" w:cs="Times New Roman"/>
+          <w:i/>
+          <w:iCs/>
+          <w:sz w:val="26"/>
+          <w:szCs w:val="26"/>
+        </w:rPr>
+        <w:t xml:space="preserve">Biểu mẫu tương ứng với nhóm quy trình Giao hàng và xác nhận, tổng hợp OTP, chữ ký điện tử, ảnh giao hàng và eBook trạng thái làm bằng chứng giao nhận:</w:t>
+      </w:r>
+    </w:p>
+    <w:p>
+      <w:pPr>
+        <w:spacing w:before="80" w:after="0" w:line="276" w:lineRule="auto"/>
+        <w:jc w:val="center"/>
+      </w:pPr>
+      <w:r>
+        <w:rPr>
+          <w:rFonts w:ascii="Times New Roman" w:eastAsia="Times New Roman" w:hAnsi="Times New Roman" w:cs="Times New Roman"/>
+          <w:noProof/>
+        </w:rPr>
+        <w:drawing>
+          <wp:inline distT="0" distB="0" distL="0" distR="0">
+            <wp:extent cx="3474720" cy="3474720"/>
+            <wp:effectExtent l="0" t="0" r="0" b="0"/>
+            <wp:docPr id="301" name="BienBanGiaoHangXacNhan"/>
+            <wp:cNvGraphicFramePr/>
+            <a:graphic xmlns:a="http://schemas.openxmlformats.org/drawingml/2006/main">
+              <a:graphicData uri="http://schemas.openxmlformats.org/drawingml/2006/picture">
+                <pic:pic xmlns:pic="http://schemas.openxmlformats.org/drawingml/2006/picture">
+                  <pic:nvPicPr>
+                    <pic:cNvPr id="301" name="BienBanGiaoHangXacNhan"/>
+                    <pic:cNvPicPr preferRelativeResize="0"/>
+                  </pic:nvPicPr>
+                  <pic:blipFill>
+                    <a:blip r:embed="rId34"/>
+                    <a:srcRect/>
+                    <a:stretch>
+                      <a:fillRect/>
+                    </a:stretch>
+                  </pic:blipFill>
+                  <pic:spPr>
+                    <a:xfrm>
+                      <a:off x="0" y="0"/>
+                      <a:ext cx="3474720" cy="3474720"/>
+                    </a:xfrm>
+                    <a:prstGeom prst="rect">
+                      <a:avLst/>
+                    </a:prstGeom>
+                    <a:ln/>
+                  </pic:spPr>
+                </pic:pic>
+              </a:graphicData>
+            </a:graphic>
+          </wp:inline>
+        </w:drawing>
+      </w:r>
+    </w:p>
+    <w:p>
+      <w:pPr>
+        <w:spacing w:before="80" w:after="60" w:line="276" w:lineRule="auto"/>
+        <w:jc w:val="center"/>
+      </w:pPr>
+      <w:r>
+        <w:rPr>
+          <w:rFonts w:ascii="Times New Roman" w:eastAsia="Times New Roman" w:hAnsi="Times New Roman" w:cs="Times New Roman"/>
+          <w:b/>
+          <w:bCs/>
+          <w:i/>
+          <w:iCs/>
+          <w:sz w:val="24"/>
+          <w:szCs w:val="24"/>
+        </w:rPr>
+        <w:t xml:space="preserve">Hình 3.3: Biên bản giao hàng và xác nhận (BM-GH-01)</w:t>
+      </w:r>
+    </w:p>
+    <w:p>
+      <w:pPr>
+        <w:spacing w:before="0" w:after="200" w:line="276" w:lineRule="auto"/>
+        <w:jc w:val="center"/>
+      </w:pPr>
+      <w:r>
+        <w:rPr>
+          <w:rFonts w:ascii="Times New Roman" w:eastAsia="Times New Roman" w:hAnsi="Times New Roman" w:cs="Times New Roman"/>
+          <w:i/>
+          <w:iCs/>
+          <w:sz w:val="22"/>
+          <w:szCs w:val="22"/>
+        </w:rPr>
+        <w:t xml:space="preserve">Nguồn: Nhóm đề xuất xây dựng dựa trên mục Hồ sơ và biểu mẫu, tài liệu Slide Viettel Post, 2026.</w:t>
+      </w:r>
+    </w:p>
+    <w:p>
+      <w:pPr>
+        <w:spacing w:before="160" w:after="80" w:line="360" w:lineRule="auto"/>
+        <w:jc w:val="both"/>
+      </w:pPr>
+      <w:r>
+        <w:rPr>
+          <w:rFonts w:ascii="Times New Roman" w:eastAsia="Times New Roman" w:hAnsi="Times New Roman" w:cs="Times New Roman"/>
+          <w:i/>
+          <w:iCs/>
+          <w:sz w:val="26"/>
+          <w:szCs w:val="26"/>
+        </w:rPr>
+        <w:t xml:space="preserve">Biểu mẫu tương ứng với nhóm quy trình Hoàn trả, ghi nhận lý do hoàn trả và căn cứ đối chiếu nhập kho/HTMS:</w:t>
+      </w:r>
+    </w:p>
+    <w:p>
+      <w:pPr>
+        <w:spacing w:before="80" w:after="0" w:line="276" w:lineRule="auto"/>
+        <w:jc w:val="center"/>
+      </w:pPr>
+      <w:r>
+        <w:rPr>
+          <w:rFonts w:ascii="Times New Roman" w:eastAsia="Times New Roman" w:hAnsi="Times New Roman" w:cs="Times New Roman"/>
+          <w:noProof/>
+        </w:rPr>
+        <w:drawing>
+          <wp:inline distT="0" distB="0" distL="0" distR="0">
+            <wp:extent cx="3474720" cy="3474720"/>
+            <wp:effectExtent l="0" t="0" r="0" b="0"/>
+            <wp:docPr id="302" name="PhieuYeuCauHoanTra"/>
+            <wp:cNvGraphicFramePr/>
+            <a:graphic xmlns:a="http://schemas.openxmlformats.org/drawingml/2006/main">
+              <a:graphicData uri="http://schemas.openxmlformats.org/drawingml/2006/picture">
+                <pic:pic xmlns:pic="http://schemas.openxmlformats.org/drawingml/2006/picture">
+                  <pic:nvPicPr>
+                    <pic:cNvPr id="302" name="PhieuYeuCauHoanTra"/>
+                    <pic:cNvPicPr preferRelativeResize="0"/>
+                  </pic:nvPicPr>
+                  <pic:blipFill>
+                    <a:blip r:embed="rId35"/>
+                    <a:srcRect/>
+                    <a:stretch>
+                      <a:fillRect/>
+                    </a:stretch>
+                  </pic:blipFill>
+                  <pic:spPr>
+                    <a:xfrm>
+                      <a:off x="0" y="0"/>
+                      <a:ext cx="3474720" cy="3474720"/>
+                    </a:xfrm>
+                    <a:prstGeom prst="rect">
+                      <a:avLst/>
+                    </a:prstGeom>
+                    <a:ln/>
+                  </pic:spPr>
+                </pic:pic>
+              </a:graphicData>
+            </a:graphic>
+          </wp:inline>
+        </w:drawing>
+      </w:r>
+    </w:p>
+    <w:p>
+      <w:pPr>
+        <w:spacing w:before="80" w:after="60" w:line="276" w:lineRule="auto"/>
+        <w:jc w:val="center"/>
+      </w:pPr>
+      <w:r>
+        <w:rPr>
+          <w:rFonts w:ascii="Times New Roman" w:eastAsia="Times New Roman" w:hAnsi="Times New Roman" w:cs="Times New Roman"/>
+          <w:b/>
+          <w:bCs/>
+          <w:i/>
+          <w:iCs/>
+          <w:sz w:val="24"/>
+          <w:szCs w:val="24"/>
+        </w:rPr>
+        <w:t xml:space="preserve">Hình 3.4: Phiếu yêu cầu hoàn trả (BM-HT-01)</w:t>
+      </w:r>
+    </w:p>
+    <w:p>
+      <w:pPr>
+        <w:spacing w:before="0" w:after="200" w:line="276" w:lineRule="auto"/>
+        <w:jc w:val="center"/>
+      </w:pPr>
+      <w:r>
+        <w:rPr>
+          <w:rFonts w:ascii="Times New Roman" w:eastAsia="Times New Roman" w:hAnsi="Times New Roman" w:cs="Times New Roman"/>
+          <w:i/>
+          <w:iCs/>
+          <w:sz w:val="22"/>
+          <w:szCs w:val="22"/>
+        </w:rPr>
+        <w:t xml:space="preserve">Nguồn: Nhóm đề xuất xây dựng dựa trên mục Hồ sơ và biểu mẫu, tài liệu Slide Viettel Post, 2026.</w:t>
+      </w:r>
+    </w:p>
+    <w:p>
+      <w:pPr>
+        <w:spacing w:before="160" w:after="80" w:line="360" w:lineRule="auto"/>
+        <w:jc w:val="both"/>
+      </w:pPr>
+      <w:r>
+        <w:rPr>
+          <w:rFonts w:ascii="Times New Roman" w:eastAsia="Times New Roman" w:hAnsi="Times New Roman" w:cs="Times New Roman"/>
+          <w:i/>
+          <w:iCs/>
+          <w:sz w:val="26"/>
+          <w:szCs w:val="26"/>
+        </w:rPr>
+        <w:t xml:space="preserve">Biểu mẫu tương ứng với nhóm quy trình CSKH, ghi nhận khiếu nại (ticket CRM) và biên bản xử lý kèm chứng từ bổ sung:</w:t>
+      </w:r>
+    </w:p>
+    <w:p>
+      <w:pPr>
+        <w:spacing w:before="80" w:after="0" w:line="276" w:lineRule="auto"/>
+        <w:jc w:val="center"/>
+      </w:pPr>
+      <w:r>
+        <w:rPr>
+          <w:rFonts w:ascii="Times New Roman" w:eastAsia="Times New Roman" w:hAnsi="Times New Roman" w:cs="Times New Roman"/>
+          <w:noProof/>
+        </w:rPr>
+        <w:drawing>
+          <wp:inline distT="0" distB="0" distL="0" distR="0">
+            <wp:extent cx="3474720" cy="3474720"/>
+            <wp:effectExtent l="0" t="0" r="0" b="0"/>
+            <wp:docPr id="303" name="PhieuTiepNhanKhieuNaiCSKH"/>
+            <wp:cNvGraphicFramePr/>
+            <a:graphic xmlns:a="http://schemas.openxmlformats.org/drawingml/2006/main">
+              <a:graphicData uri="http://schemas.openxmlformats.org/drawingml/2006/picture">
+                <pic:pic xmlns:pic="http://schemas.openxmlformats.org/drawingml/2006/picture">
+                  <pic:nvPicPr>
+                    <pic:cNvPr id="303" name="PhieuTiepNhanKhieuNaiCSKH"/>
+                    <pic:cNvPicPr preferRelativeResize="0"/>
+                  </pic:nvPicPr>
+                  <pic:blipFill>
+                    <a:blip r:embed="rId36"/>
+                    <a:srcRect/>
+                    <a:stretch>
+                      <a:fillRect/>
+                    </a:stretch>
+                  </pic:blipFill>
+                  <pic:spPr>
+                    <a:xfrm>
+                      <a:off x="0" y="0"/>
+                      <a:ext cx="3474720" cy="3474720"/>
+                    </a:xfrm>
+                    <a:prstGeom prst="rect">
+                      <a:avLst/>
+                    </a:prstGeom>
+                    <a:ln/>
+                  </pic:spPr>
+                </pic:pic>
+              </a:graphicData>
+            </a:graphic>
+          </wp:inline>
+        </w:drawing>
+      </w:r>
+    </w:p>
+    <w:p>
+      <w:pPr>
+        <w:spacing w:before="80" w:after="60" w:line="276" w:lineRule="auto"/>
+        <w:jc w:val="center"/>
+      </w:pPr>
+      <w:r>
+        <w:rPr>
+          <w:rFonts w:ascii="Times New Roman" w:eastAsia="Times New Roman" w:hAnsi="Times New Roman" w:cs="Times New Roman"/>
+          <w:b/>
+          <w:bCs/>
+          <w:i/>
+          <w:iCs/>
+          <w:sz w:val="24"/>
+          <w:szCs w:val="24"/>
+        </w:rPr>
+        <w:t xml:space="preserve">Hình 3.5: Phiếu tiếp nhận khiếu nại CSKH (BM-CSKH-01)</w:t>
+      </w:r>
+    </w:p>
+    <w:p>
+      <w:pPr>
+        <w:spacing w:before="0" w:after="200" w:line="276" w:lineRule="auto"/>
+        <w:jc w:val="center"/>
+      </w:pPr>
+      <w:r>
+        <w:rPr>
+          <w:rFonts w:ascii="Times New Roman" w:eastAsia="Times New Roman" w:hAnsi="Times New Roman" w:cs="Times New Roman"/>
+          <w:i/>
+          <w:iCs/>
+          <w:sz w:val="22"/>
+          <w:szCs w:val="22"/>
+        </w:rPr>
+        <w:t xml:space="preserve">Nguồn: Nhóm đề xuất xây dựng dựa trên mục Hồ sơ và biểu mẫu, tài liệu Slide Viettel Post, 2026.</w:t>
+      </w:r>
+    </w:p>
+    <w:p>
+      <w:pPr>
+        <w:spacing w:before="160" w:after="80" w:line="360" w:lineRule="auto"/>
+        <w:jc w:val="both"/>
+      </w:pPr>
+      <w:r>
+        <w:rPr>
+          <w:rFonts w:ascii="Times New Roman" w:eastAsia="Times New Roman" w:hAnsi="Times New Roman" w:cs="Times New Roman"/>
+          <w:i/>
+          <w:iCs/>
+          <w:sz w:val="26"/>
+          <w:szCs w:val="26"/>
+        </w:rPr>
+        <w:t xml:space="preserve">Biểu mẫu tương ứng với nhóm quy trình Thu phí COD, tổng hợp vận đơn có phí COD và danh sách đối soát, xác nhận chuyển tiền:</w:t>
+      </w:r>
+    </w:p>
+    <w:p>
+      <w:pPr>
+        <w:spacing w:before="80" w:after="0" w:line="276" w:lineRule="auto"/>
+        <w:jc w:val="center"/>
+      </w:pPr>
+      <w:r>
+        <w:rPr>
+          <w:rFonts w:ascii="Times New Roman" w:eastAsia="Times New Roman" w:hAnsi="Times New Roman" w:cs="Times New Roman"/>
+          <w:noProof/>
+        </w:rPr>
+        <w:drawing>
+          <wp:inline distT="0" distB="0" distL="0" distR="0">
+            <wp:extent cx="3474720" cy="3474720"/>
+            <wp:effectExtent l="0" t="0" r="0" b="0"/>
+            <wp:docPr id="304" name="BienBanDoiSoatCOD"/>
+            <wp:cNvGraphicFramePr/>
+            <a:graphic xmlns:a="http://schemas.openxmlformats.org/drawingml/2006/main">
+              <a:graphicData uri="http://schemas.openxmlformats.org/drawingml/2006/picture">
+                <pic:pic xmlns:pic="http://schemas.openxmlformats.org/drawingml/2006/picture">
+                  <pic:nvPicPr>
+                    <pic:cNvPr id="304" name="BienBanDoiSoatCOD"/>
+                    <pic:cNvPicPr preferRelativeResize="0"/>
+                  </pic:nvPicPr>
+                  <pic:blipFill>
+                    <a:blip r:embed="rId37"/>
+                    <a:srcRect/>
+                    <a:stretch>
+                      <a:fillRect/>
+                    </a:stretch>
+                  </pic:blipFill>
+                  <pic:spPr>
+                    <a:xfrm>
+                      <a:off x="0" y="0"/>
+                      <a:ext cx="3474720" cy="3474720"/>
+                    </a:xfrm>
+                    <a:prstGeom prst="rect">
+                      <a:avLst/>
+                    </a:prstGeom>
+                    <a:ln/>
+                  </pic:spPr>
+                </pic:pic>
+              </a:graphicData>
+            </a:graphic>
+          </wp:inline>
+        </w:drawing>
+      </w:r>
+    </w:p>
+    <w:p>
+      <w:pPr>
+        <w:spacing w:before="80" w:after="60" w:line="276" w:lineRule="auto"/>
+        <w:jc w:val="center"/>
+      </w:pPr>
+      <w:r>
+        <w:rPr>
+          <w:rFonts w:ascii="Times New Roman" w:eastAsia="Times New Roman" w:hAnsi="Times New Roman" w:cs="Times New Roman"/>
+          <w:b/>
+          <w:bCs/>
+          <w:i/>
+          <w:iCs/>
+          <w:sz w:val="24"/>
+          <w:szCs w:val="24"/>
+        </w:rPr>
+        <w:t xml:space="preserve">Hình 3.6: Biên bản đối soát COD (BM-COD-01)</w:t>
+      </w:r>
+    </w:p>
+    <w:p>
+      <w:pPr>
+        <w:spacing w:before="0" w:after="200" w:line="276" w:lineRule="auto"/>
+        <w:jc w:val="center"/>
+      </w:pPr>
+      <w:r>
+        <w:rPr>
+          <w:rFonts w:ascii="Times New Roman" w:eastAsia="Times New Roman" w:hAnsi="Times New Roman" w:cs="Times New Roman"/>
+          <w:i/>
+          <w:iCs/>
+          <w:sz w:val="22"/>
+          <w:szCs w:val="22"/>
+        </w:rPr>
+        <w:t xml:space="preserve">Nguồn: Nhóm đề xuất xây dựng dựa trên mục Hồ sơ và biểu mẫu, tài liệu Slide Viettel Post, 2026.</w:t>
+      </w:r>
+    </w:p>
+    <w:p>
+      <w:pPr>
+        <w:spacing w:before="160" w:after="80" w:line="360" w:lineRule="auto"/>
+        <w:jc w:val="both"/>
+      </w:pPr>
+      <w:r>
+        <w:rPr>
+          <w:rFonts w:ascii="Times New Roman" w:eastAsia="Times New Roman" w:hAnsi="Times New Roman" w:cs="Times New Roman"/>
+          <w:i/>
+          <w:iCs/>
+          <w:sz w:val="26"/>
+          <w:szCs w:val="26"/>
+        </w:rPr>
+        <w:t xml:space="preserve">Biểu mẫu tương ứng với nhóm quy trình Đối tác vận tải, tập hợp phiếu đăng ký, hồ sơ pháp lý và tờ trình, hợp đồng nguyên tắc:</w:t>
+      </w:r>
+    </w:p>
+    <w:p>
+      <w:pPr>
+        <w:spacing w:before="80" w:after="0" w:line="276" w:lineRule="auto"/>
+        <w:jc w:val="center"/>
+      </w:pPr>
+      <w:r>
+        <w:rPr>
+          <w:rFonts w:ascii="Times New Roman" w:eastAsia="Times New Roman" w:hAnsi="Times New Roman" w:cs="Times New Roman"/>
+          <w:noProof/>
+        </w:rPr>
+        <w:drawing>
+          <wp:inline distT="0" distB="0" distL="0" distR="0">
+            <wp:extent cx="3474720" cy="4343400"/>
+            <wp:effectExtent l="0" t="0" r="0" b="0"/>
+            <wp:docPr id="305" name="HoSoDangKyHopTacVanTai"/>
+            <wp:cNvGraphicFramePr/>
+            <a:graphic xmlns:a="http://schemas.openxmlformats.org/drawingml/2006/main">
+              <a:graphicData uri="http://schemas.openxmlformats.org/drawingml/2006/picture">
+                <pic:pic xmlns:pic="http://schemas.openxmlformats.org/drawingml/2006/picture">
+                  <pic:nvPicPr>
+                    <pic:cNvPr id="305" name="HoSoDangKyHopTacVanTai"/>
+                    <pic:cNvPicPr preferRelativeResize="0"/>
+                  </pic:nvPicPr>
+                  <pic:blipFill>
+                    <a:blip r:embed="rId38"/>
+                    <a:srcRect/>
+                    <a:stretch>
+                      <a:fillRect/>
+                    </a:stretch>
+                  </pic:blipFill>
+                  <pic:spPr>
+                    <a:xfrm>
+                      <a:off x="0" y="0"/>
+                      <a:ext cx="3474720" cy="4343400"/>
+                    </a:xfrm>
+                    <a:prstGeom prst="rect">
+                      <a:avLst/>
+                    </a:prstGeom>
+                    <a:ln/>
+                  </pic:spPr>
+                </pic:pic>
+              </a:graphicData>
+            </a:graphic>
+          </wp:inline>
+        </w:drawing>
+      </w:r>
+    </w:p>
+    <w:p>
+      <w:pPr>
+        <w:spacing w:before="80" w:after="60" w:line="276" w:lineRule="auto"/>
+        <w:jc w:val="center"/>
+      </w:pPr>
+      <w:r>
+        <w:rPr>
+          <w:rFonts w:ascii="Times New Roman" w:eastAsia="Times New Roman" w:hAnsi="Times New Roman" w:cs="Times New Roman"/>
+          <w:b/>
+          <w:bCs/>
+          <w:i/>
+          <w:iCs/>
+          <w:sz w:val="24"/>
+          <w:szCs w:val="24"/>
+        </w:rPr>
+        <w:t xml:space="preserve">Hình 3.7: Hồ sơ đăng ký hợp tác vận tải (HS-VT-01)</w:t>
+      </w:r>
+    </w:p>
+    <w:p>
+      <w:pPr>
+        <w:spacing w:before="0" w:after="200" w:line="276" w:lineRule="auto"/>
+        <w:jc w:val="center"/>
+      </w:pPr>
+      <w:r>
+        <w:rPr>
+          <w:rFonts w:ascii="Times New Roman" w:eastAsia="Times New Roman" w:hAnsi="Times New Roman" w:cs="Times New Roman"/>
+          <w:i/>
+          <w:iCs/>
+          <w:sz w:val="22"/>
+          <w:szCs w:val="22"/>
+        </w:rPr>
+        <w:t xml:space="preserve">Nguồn: Nhóm đề xuất xây dựng, minh họa theo dữ liệu nghiệp vụ Viettel Post, 2026.</w:t>
+      </w:r>
+    </w:p>
+    <w:p>
+      <w:pPr>
+        <w:spacing w:before="160" w:after="80" w:line="360" w:lineRule="auto"/>
+        <w:jc w:val="both"/>
+      </w:pPr>
+      <w:r>
+        <w:rPr>
+          <w:rFonts w:ascii="Times New Roman" w:eastAsia="Times New Roman" w:hAnsi="Times New Roman" w:cs="Times New Roman"/>
+          <w:i/>
+          <w:iCs/>
+          <w:sz w:val="26"/>
+          <w:szCs w:val="26"/>
+        </w:rPr>
+        <w:t xml:space="preserve">Biểu mẫu tương ứng với nhóm quy trình Tuyển dụng - đào tạo, ghi nhận phiếu tuyển dụng, kết quả thi/test và hồ sơ đào tạo:</w:t>
+      </w:r>
+    </w:p>
+    <w:p>
+      <w:pPr>
+        <w:spacing w:before="80" w:after="0" w:line="276" w:lineRule="auto"/>
+        <w:jc w:val="center"/>
+      </w:pPr>
+      <w:r>
+        <w:rPr>
+          <w:rFonts w:ascii="Times New Roman" w:eastAsia="Times New Roman" w:hAnsi="Times New Roman" w:cs="Times New Roman"/>
+          <w:noProof/>
+        </w:rPr>
+        <w:drawing>
+          <wp:inline distT="0" distB="0" distL="0" distR="0">
+            <wp:extent cx="3474720" cy="3474720"/>
+            <wp:effectExtent l="0" t="0" r="0" b="0"/>
+            <wp:docPr id="306" name="PhieuTuyenDungDaoTao"/>
+            <wp:cNvGraphicFramePr/>
+            <a:graphic xmlns:a="http://schemas.openxmlformats.org/drawingml/2006/main">
+              <a:graphicData uri="http://schemas.openxmlformats.org/drawingml/2006/picture">
+                <pic:pic xmlns:pic="http://schemas.openxmlformats.org/drawingml/2006/picture">
+                  <pic:nvPicPr>
+                    <pic:cNvPr id="306" name="PhieuTuyenDungDaoTao"/>
+                    <pic:cNvPicPr preferRelativeResize="0"/>
+                  </pic:nvPicPr>
+                  <pic:blipFill>
+                    <a:blip r:embed="rId39"/>
+                    <a:srcRect/>
+                    <a:stretch>
+                      <a:fillRect/>
+                    </a:stretch>
+                  </pic:blipFill>
+                  <pic:spPr>
+                    <a:xfrm>
+                      <a:off x="0" y="0"/>
+                      <a:ext cx="3474720" cy="3474720"/>
+                    </a:xfrm>
+                    <a:prstGeom prst="rect">
+                      <a:avLst/>
+                    </a:prstGeom>
+                    <a:ln/>
+                  </pic:spPr>
+                </pic:pic>
+              </a:graphicData>
+            </a:graphic>
+          </wp:inline>
+        </w:drawing>
+      </w:r>
+    </w:p>
+    <w:p>
+      <w:pPr>
+        <w:spacing w:before="80" w:after="60" w:line="276" w:lineRule="auto"/>
+        <w:jc w:val="center"/>
+      </w:pPr>
+      <w:r>
+        <w:rPr>
+          <w:rFonts w:ascii="Times New Roman" w:eastAsia="Times New Roman" w:hAnsi="Times New Roman" w:cs="Times New Roman"/>
+          <w:b/>
+          <w:bCs/>
+          <w:i/>
+          <w:iCs/>
+          <w:sz w:val="24"/>
+          <w:szCs w:val="24"/>
+        </w:rPr>
+        <w:t xml:space="preserve">Hình 3.8: Phiếu tuyển dụng và đào tạo (BM-TDDT-01)</w:t>
+      </w:r>
+    </w:p>
+    <w:p>
+      <w:pPr>
+        <w:spacing w:before="0" w:after="200" w:line="276" w:lineRule="auto"/>
+        <w:jc w:val="center"/>
+      </w:pPr>
+      <w:r>
+        <w:rPr>
+          <w:rFonts w:ascii="Times New Roman" w:eastAsia="Times New Roman" w:hAnsi="Times New Roman" w:cs="Times New Roman"/>
+          <w:i/>
+          <w:iCs/>
+          <w:sz w:val="22"/>
+          <w:szCs w:val="22"/>
+        </w:rPr>
+        <w:t xml:space="preserve">Nguồn: Nhóm đề xuất xây dựng dựa trên mục Hồ sơ và biểu mẫu, tài liệu Slide Viettel Post, 2026.</w:t>
       </w:r>
     </w:p>
     <w:p>
